--- a/manuscript/bmt_component_revision_20261029/Ethical_and_Legal_Declarations.docx
+++ b/manuscript/bmt_component_revision_20261029/Ethical_and_Legal_Declarations.docx
@@ -246,7 +246,7 @@
               <w:rPr>
                 <w:sz w:val="18"/>
               </w:rPr>
-              <w:t>Ziyuan Zhu used OpenAI ChatGPT/Codex for literature organization, manuscript restructuring and language editing, code and file organization, and checks of saved results. The authors are responsible for verifying the sources, scientific claims and final manuscript content.</w:t>
+              <w:t>OpenAI Codex assisted with code revision, GitHub updates, file compilation and organization, manuscript preparation and saved-result checks; OpenAI ChatGPT assisted with grammatical correction. The authors are responsible for verifying sources, scientific claims and the final manuscript.</w:t>
             </w:r>
           </w:p>
         </w:tc>

--- a/manuscript/bmt_component_revision_20261029/Ethical_and_Legal_Declarations.docx
+++ b/manuscript/bmt_component_revision_20261029/Ethical_and_Legal_Declarations.docx
@@ -12,7 +12,7 @@
     </w:p>
     <w:p>
       <w:r>
-        <w:t>Biomedical Engineering / Biomedizinische Technik — three-author revision for final review</w:t>
+        <w:t>Biomedical Engineering / Biomedizinische Technik — author-approved submission version, 29 October 2026</w:t>
       </w:r>
     </w:p>
     <w:p>
@@ -203,7 +203,7 @@
               <w:rPr>
                 <w:sz w:val="18"/>
               </w:rPr>
-              <w:t>All three authors are listed with their actual contributions. Final review and submission approval are required for the exported revision.</w:t>
+              <w:t>All authors have accepted responsibility for the entire content of this manuscript and approved its submission.</w:t>
               <w:br/>
               <w:br/>
               <w:t>Ziyuan Zhu: Conceptualization; Methodology; Software; Formal analysis; Validation; Visualization; Writing – original draft; Writing – review &amp; editing.</w:t>
